--- a/УС- ДДС/инструкция как работать с этим дашбодам.docx
+++ b/УС- ДДС/инструкция как работать с этим дашбодам.docx
@@ -4,12 +4,7 @@
   <w:body>
     <w:p>
       <w:r>
-        <w:t>к</w:t>
-      </w:r>
-      <w:bookmarkStart w:id="0" w:name="_GoBack"/>
-      <w:bookmarkEnd w:id="0"/>
-      <w:r>
-        <w:t>ак дальше работать:</w:t>
+        <w:t>как дальше работать:</w:t>
       </w:r>
     </w:p>
     <w:p/>
@@ -29,9 +24,111 @@
       </w:r>
     </w:p>
     <w:p>
-      <w:r>
-        <w:t>открываете dds_dashboard_2026-05-13_v2.html</w:t>
-      </w:r>
+      <w:pPr>
+        <w:rPr>
+          <w:lang w:val="en-US"/>
+        </w:rPr>
+      </w:pPr>
+      <w:r>
+        <w:t>открываете</w:t>
+      </w:r>
+      <w:r>
+        <w:rPr>
+          <w:lang w:val="en-US"/>
+        </w:rPr>
+        <w:t xml:space="preserve"> dds_dashboard_2026-05-13_v2.html</w:t>
+      </w:r>
+      <w:r>
+        <w:rPr>
+          <w:lang w:val="en-US"/>
+        </w:rPr>
+        <w:br/>
+      </w:r>
+    </w:p>
+    <w:p>
+      <w:pPr>
+        <w:rPr>
+          <w:lang w:val="en-US"/>
+        </w:rPr>
+      </w:pPr>
+    </w:p>
+    <w:p>
+      <w:r>
+        <w:t>через него открывается дашбод</w:t>
+      </w:r>
+      <w:bookmarkStart w:id="0" w:name="_GoBack"/>
+      <w:bookmarkEnd w:id="0"/>
+    </w:p>
+    <w:p>
+      <w:r>
+        <w:rPr>
+          <w:rFonts w:ascii="Segoe UI" w:hAnsi="Segoe UI" w:cs="Segoe UI"/>
+          <w:sz w:val="20"/>
+          <w:szCs w:val="20"/>
+          <w:u w:val="single"/>
+          <w:lang w:val="en-US"/>
+        </w:rPr>
+        <w:t>run</w:t>
+      </w:r>
+      <w:r>
+        <w:rPr>
+          <w:rFonts w:ascii="Segoe UI" w:hAnsi="Segoe UI" w:cs="Segoe UI"/>
+          <w:sz w:val="20"/>
+          <w:szCs w:val="20"/>
+          <w:u w:val="single"/>
+        </w:rPr>
+        <w:t>_</w:t>
+      </w:r>
+      <w:r>
+        <w:rPr>
+          <w:rFonts w:ascii="Segoe UI" w:hAnsi="Segoe UI" w:cs="Segoe UI"/>
+          <w:sz w:val="20"/>
+          <w:szCs w:val="20"/>
+          <w:u w:val="single"/>
+          <w:lang w:val="en-US"/>
+        </w:rPr>
+        <w:t>dashboard</w:t>
+      </w:r>
+      <w:r>
+        <w:rPr>
+          <w:rFonts w:ascii="Segoe UI" w:hAnsi="Segoe UI" w:cs="Segoe UI"/>
+          <w:sz w:val="20"/>
+          <w:szCs w:val="20"/>
+          <w:u w:val="single"/>
+        </w:rPr>
+        <w:t>_2026-06-05_</w:t>
+      </w:r>
+      <w:r>
+        <w:rPr>
+          <w:rFonts w:ascii="Segoe UI" w:hAnsi="Segoe UI" w:cs="Segoe UI"/>
+          <w:sz w:val="20"/>
+          <w:szCs w:val="20"/>
+          <w:u w:val="single"/>
+          <w:lang w:val="en-US"/>
+        </w:rPr>
+        <w:t>v</w:t>
+      </w:r>
+      <w:r>
+        <w:rPr>
+          <w:rFonts w:ascii="Segoe UI" w:hAnsi="Segoe UI" w:cs="Segoe UI"/>
+          <w:sz w:val="20"/>
+          <w:szCs w:val="20"/>
+          <w:u w:val="single"/>
+        </w:rPr>
+        <w:t>3.</w:t>
+      </w:r>
+      <w:proofErr w:type="spellStart"/>
+      <w:r>
+        <w:rPr>
+          <w:rFonts w:ascii="Segoe UI" w:hAnsi="Segoe UI" w:cs="Segoe UI"/>
+          <w:sz w:val="20"/>
+          <w:szCs w:val="20"/>
+          <w:u w:val="single"/>
+          <w:lang w:val="en-US"/>
+        </w:rPr>
+        <w:t>cmd</w:t>
+      </w:r>
+      <w:proofErr w:type="spellEnd"/>
     </w:p>
     <w:sectPr>
       <w:pgSz w:w="11906" w:h="16838"/>
